--- a/KURIKULUM2026_REVISI/DOCX/014_ANALISIS_KRITIS_PEMANGKASAN_SKS_TEORI_SEM4_SEM5.docx
+++ b/KURIKULUM2026_REVISI/DOCX/014_ANALISIS_KRITIS_PEMANGKASAN_SKS_TEORI_SEM4_SEM5.docx
@@ -75,9 +75,9 @@
       <w:r>
         <w:rPr>
           <w:color w:val="C8D2E1"/>
-          <w:sz w:val="16"/>
+          <w:sz w:val="14"/>
         </w:rPr>
-        <w:t>_________________________________________________________________________________</w:t>
+        <w:t>————————————————————————————————————————————————————————————————————————————————————————————————————————————————————————</w:t>
       </w:r>
     </w:p>
     <w:p>
@@ -228,9 +228,9 @@
       <w:r>
         <w:rPr>
           <w:color w:val="C8D2E1"/>
-          <w:sz w:val="16"/>
+          <w:sz w:val="14"/>
         </w:rPr>
-        <w:t>_________________________________________________________________________________</w:t>
+        <w:t>————————————————————————————————————————————————————————————————————————————————————————————————————————————————————————</w:t>
       </w:r>
     </w:p>
     <w:p>
@@ -277,13 +277,13 @@
         </w:tblBorders>
       </w:tblPr>
       <w:tblGrid>
-        <w:gridCol w:w="1290"/>
-        <w:gridCol w:w="1290"/>
-        <w:gridCol w:w="1290"/>
-        <w:gridCol w:w="1290"/>
-        <w:gridCol w:w="1290"/>
-        <w:gridCol w:w="1290"/>
-        <w:gridCol w:w="1290"/>
+        <w:gridCol w:w="2137"/>
+        <w:gridCol w:w="2137"/>
+        <w:gridCol w:w="2137"/>
+        <w:gridCol w:w="2137"/>
+        <w:gridCol w:w="2137"/>
+        <w:gridCol w:w="2137"/>
+        <w:gridCol w:w="2137"/>
       </w:tblGrid>
       <w:tr>
         <w:trPr>
@@ -293,7 +293,7 @@
         </w:trPr>
         <w:tc>
           <w:tcPr>
-            <w:tcW w:type="dxa" w:w="1290"/>
+            <w:tcW w:type="dxa" w:w="2137"/>
             <w:vAlign w:val="center"/>
             <w:shd w:fill="1F3864"/>
             <w:tcMar>
@@ -313,7 +313,7 @@
                 <w:rFonts w:ascii="Calibri" w:hAnsi="Calibri"/>
                 <w:b/>
                 <w:color w:val="FFFFFF"/>
-                <w:sz w:val="20"/>
+                <w:sz w:val="19"/>
               </w:rPr>
               <w:t>Smt</w:t>
             </w:r>
@@ -321,7 +321,7 @@
         </w:tc>
         <w:tc>
           <w:tcPr>
-            <w:tcW w:type="dxa" w:w="1290"/>
+            <w:tcW w:type="dxa" w:w="2137"/>
             <w:vAlign w:val="center"/>
             <w:shd w:fill="1F3864"/>
             <w:tcMar>
@@ -341,7 +341,7 @@
                 <w:rFonts w:ascii="Calibri" w:hAnsi="Calibri"/>
                 <w:b/>
                 <w:color w:val="FFFFFF"/>
-                <w:sz w:val="20"/>
+                <w:sz w:val="19"/>
               </w:rPr>
               <w:t>Kode MK</w:t>
             </w:r>
@@ -349,7 +349,7 @@
         </w:tc>
         <w:tc>
           <w:tcPr>
-            <w:tcW w:type="dxa" w:w="1290"/>
+            <w:tcW w:type="dxa" w:w="2137"/>
             <w:vAlign w:val="center"/>
             <w:shd w:fill="1F3864"/>
             <w:tcMar>
@@ -369,7 +369,7 @@
                 <w:rFonts w:ascii="Calibri" w:hAnsi="Calibri"/>
                 <w:b/>
                 <w:color w:val="FFFFFF"/>
-                <w:sz w:val="20"/>
+                <w:sz w:val="19"/>
               </w:rPr>
               <w:t>Nama Mata Kuliah</w:t>
             </w:r>
@@ -377,7 +377,7 @@
         </w:tc>
         <w:tc>
           <w:tcPr>
-            <w:tcW w:type="dxa" w:w="1290"/>
+            <w:tcW w:type="dxa" w:w="2137"/>
             <w:vAlign w:val="center"/>
             <w:shd w:fill="1F3864"/>
             <w:tcMar>
@@ -397,7 +397,7 @@
                 <w:rFonts w:ascii="Calibri" w:hAnsi="Calibri"/>
                 <w:b/>
                 <w:color w:val="FFFFFF"/>
-                <w:sz w:val="20"/>
+                <w:sz w:val="19"/>
               </w:rPr>
               <w:t>Bobot SKS</w:t>
             </w:r>
@@ -405,7 +405,7 @@
         </w:tc>
         <w:tc>
           <w:tcPr>
-            <w:tcW w:type="dxa" w:w="1290"/>
+            <w:tcW w:type="dxa" w:w="2137"/>
             <w:vAlign w:val="center"/>
             <w:shd w:fill="1F3864"/>
             <w:tcMar>
@@ -425,7 +425,7 @@
                 <w:rFonts w:ascii="Calibri" w:hAnsi="Calibri"/>
                 <w:b/>
                 <w:color w:val="FFFFFF"/>
-                <w:sz w:val="20"/>
+                <w:sz w:val="19"/>
               </w:rPr>
               <w:t>Jam Tatap Muka / Pekan</w:t>
             </w:r>
@@ -433,7 +433,7 @@
         </w:tc>
         <w:tc>
           <w:tcPr>
-            <w:tcW w:type="dxa" w:w="1290"/>
+            <w:tcW w:type="dxa" w:w="2137"/>
             <w:vAlign w:val="center"/>
             <w:shd w:fill="1F3864"/>
             <w:tcMar>
@@ -453,7 +453,7 @@
                 <w:rFonts w:ascii="Calibri" w:hAnsi="Calibri"/>
                 <w:b/>
                 <w:color w:val="FFFFFF"/>
-                <w:sz w:val="20"/>
+                <w:sz w:val="19"/>
               </w:rPr>
               <w:t>Kategori MK</w:t>
             </w:r>
@@ -461,7 +461,7 @@
         </w:tc>
         <w:tc>
           <w:tcPr>
-            <w:tcW w:type="dxa" w:w="1290"/>
+            <w:tcW w:type="dxa" w:w="2137"/>
             <w:vAlign w:val="center"/>
             <w:shd w:fill="1F3864"/>
             <w:tcMar>
@@ -481,7 +481,7 @@
                 <w:rFonts w:ascii="Calibri" w:hAnsi="Calibri"/>
                 <w:b/>
                 <w:color w:val="FFFFFF"/>
-                <w:sz w:val="20"/>
+                <w:sz w:val="19"/>
               </w:rPr>
               <w:t>Karakteristik Pembelajaran</w:t>
             </w:r>
@@ -494,14 +494,14 @@
         </w:trPr>
         <w:tc>
           <w:tcPr>
-            <w:tcW w:type="dxa" w:w="1290"/>
+            <w:tcW w:type="dxa" w:w="2137"/>
             <w:vAlign w:val="center"/>
             <w:shd w:fill="FFFFFF"/>
             <w:tcMar>
-              <w:top w:w="80" w:type="dxa"/>
-              <w:bottom w:w="80" w:type="dxa"/>
-              <w:left w:w="100" w:type="dxa"/>
-              <w:right w:w="100" w:type="dxa"/>
+              <w:top w:w="70" w:type="dxa"/>
+              <w:bottom w:w="70" w:type="dxa"/>
+              <w:left w:w="90" w:type="dxa"/>
+              <w:right w:w="90" w:type="dxa"/>
             </w:tcMar>
           </w:tcPr>
           <w:p>
@@ -514,7 +514,7 @@
                 <w:rFonts w:ascii="Calibri" w:hAnsi="Calibri"/>
                 <w:b/>
                 <w:color w:val="262626"/>
-                <w:sz w:val="19"/>
+                <w:sz w:val="18"/>
               </w:rPr>
               <w:t>4</w:t>
             </w:r>
@@ -522,14 +522,14 @@
         </w:tc>
         <w:tc>
           <w:tcPr>
-            <w:tcW w:type="dxa" w:w="1290"/>
+            <w:tcW w:type="dxa" w:w="2137"/>
             <w:vAlign w:val="center"/>
             <w:shd w:fill="FFFFFF"/>
             <w:tcMar>
-              <w:top w:w="80" w:type="dxa"/>
-              <w:bottom w:w="80" w:type="dxa"/>
-              <w:left w:w="100" w:type="dxa"/>
-              <w:right w:w="100" w:type="dxa"/>
+              <w:top w:w="70" w:type="dxa"/>
+              <w:bottom w:w="70" w:type="dxa"/>
+              <w:left w:w="90" w:type="dxa"/>
+              <w:right w:w="90" w:type="dxa"/>
             </w:tcMar>
           </w:tcPr>
           <w:p>
@@ -541,7 +541,7 @@
               <w:rPr>
                 <w:rFonts w:ascii="Consolas" w:hAnsi="Consolas"/>
                 <w:color w:val="A02828"/>
-                <w:sz w:val="18"/>
+                <w:sz w:val="17"/>
               </w:rPr>
               <w:t>STI-417</w:t>
             </w:r>
@@ -549,14 +549,14 @@
         </w:tc>
         <w:tc>
           <w:tcPr>
-            <w:tcW w:type="dxa" w:w="1290"/>
+            <w:tcW w:type="dxa" w:w="2137"/>
             <w:vAlign w:val="center"/>
             <w:shd w:fill="FFFFFF"/>
             <w:tcMar>
-              <w:top w:w="80" w:type="dxa"/>
-              <w:bottom w:w="80" w:type="dxa"/>
-              <w:left w:w="100" w:type="dxa"/>
-              <w:right w:w="100" w:type="dxa"/>
+              <w:top w:w="70" w:type="dxa"/>
+              <w:bottom w:w="70" w:type="dxa"/>
+              <w:left w:w="90" w:type="dxa"/>
+              <w:right w:w="90" w:type="dxa"/>
             </w:tcMar>
           </w:tcPr>
           <w:p>
@@ -568,7 +568,7 @@
               <w:rPr>
                 <w:rFonts w:ascii="Calibri" w:hAnsi="Calibri"/>
                 <w:color w:val="262626"/>
-                <w:sz w:val="19"/>
+                <w:sz w:val="18"/>
               </w:rPr>
               <w:t>Komputasi Awan (Cloud Computing)</w:t>
             </w:r>
@@ -576,14 +576,14 @@
         </w:tc>
         <w:tc>
           <w:tcPr>
-            <w:tcW w:type="dxa" w:w="1290"/>
+            <w:tcW w:type="dxa" w:w="2137"/>
             <w:vAlign w:val="center"/>
             <w:shd w:fill="FFFFFF"/>
             <w:tcMar>
-              <w:top w:w="80" w:type="dxa"/>
-              <w:bottom w:w="80" w:type="dxa"/>
-              <w:left w:w="100" w:type="dxa"/>
-              <w:right w:w="100" w:type="dxa"/>
+              <w:top w:w="70" w:type="dxa"/>
+              <w:bottom w:w="70" w:type="dxa"/>
+              <w:left w:w="90" w:type="dxa"/>
+              <w:right w:w="90" w:type="dxa"/>
             </w:tcMar>
           </w:tcPr>
           <w:p>
@@ -595,7 +595,7 @@
               <w:rPr>
                 <w:rFonts w:ascii="Calibri" w:hAnsi="Calibri"/>
                 <w:color w:val="262626"/>
-                <w:sz w:val="19"/>
+                <w:sz w:val="18"/>
               </w:rPr>
               <w:t>3 SKS</w:t>
             </w:r>
@@ -603,14 +603,14 @@
         </w:tc>
         <w:tc>
           <w:tcPr>
-            <w:tcW w:type="dxa" w:w="1290"/>
+            <w:tcW w:type="dxa" w:w="2137"/>
             <w:vAlign w:val="center"/>
             <w:shd w:fill="FFFFFF"/>
             <w:tcMar>
-              <w:top w:w="80" w:type="dxa"/>
-              <w:bottom w:w="80" w:type="dxa"/>
-              <w:left w:w="100" w:type="dxa"/>
-              <w:right w:w="100" w:type="dxa"/>
+              <w:top w:w="70" w:type="dxa"/>
+              <w:bottom w:w="70" w:type="dxa"/>
+              <w:left w:w="90" w:type="dxa"/>
+              <w:right w:w="90" w:type="dxa"/>
             </w:tcMar>
           </w:tcPr>
           <w:p>
@@ -622,7 +622,7 @@
               <w:rPr>
                 <w:rFonts w:ascii="Calibri" w:hAnsi="Calibri"/>
                 <w:color w:val="262626"/>
-                <w:sz w:val="19"/>
+                <w:sz w:val="18"/>
               </w:rPr>
               <w:t>150 menit</w:t>
             </w:r>
@@ -630,14 +630,14 @@
         </w:tc>
         <w:tc>
           <w:tcPr>
-            <w:tcW w:type="dxa" w:w="1290"/>
+            <w:tcW w:type="dxa" w:w="2137"/>
             <w:vAlign w:val="center"/>
             <w:shd w:fill="FFFFFF"/>
             <w:tcMar>
-              <w:top w:w="80" w:type="dxa"/>
-              <w:bottom w:w="80" w:type="dxa"/>
-              <w:left w:w="100" w:type="dxa"/>
-              <w:right w:w="100" w:type="dxa"/>
+              <w:top w:w="70" w:type="dxa"/>
+              <w:bottom w:w="70" w:type="dxa"/>
+              <w:left w:w="90" w:type="dxa"/>
+              <w:right w:w="90" w:type="dxa"/>
             </w:tcMar>
           </w:tcPr>
           <w:p>
@@ -649,7 +649,7 @@
               <w:rPr>
                 <w:rFonts w:ascii="Calibri" w:hAnsi="Calibri"/>
                 <w:color w:val="262626"/>
-                <w:sz w:val="19"/>
+                <w:sz w:val="18"/>
               </w:rPr>
               <w:t>Core STI</w:t>
             </w:r>
@@ -657,14 +657,14 @@
         </w:tc>
         <w:tc>
           <w:tcPr>
-            <w:tcW w:type="dxa" w:w="1290"/>
+            <w:tcW w:type="dxa" w:w="2137"/>
             <w:vAlign w:val="center"/>
             <w:shd w:fill="FFFFFF"/>
             <w:tcMar>
-              <w:top w:w="80" w:type="dxa"/>
-              <w:bottom w:w="80" w:type="dxa"/>
-              <w:left w:w="100" w:type="dxa"/>
-              <w:right w:w="100" w:type="dxa"/>
+              <w:top w:w="70" w:type="dxa"/>
+              <w:bottom w:w="70" w:type="dxa"/>
+              <w:left w:w="90" w:type="dxa"/>
+              <w:right w:w="90" w:type="dxa"/>
             </w:tcMar>
           </w:tcPr>
           <w:p>
@@ -676,7 +676,7 @@
               <w:rPr>
                 <w:rFonts w:ascii="Calibri" w:hAnsi="Calibri"/>
                 <w:color w:val="262626"/>
-                <w:sz w:val="19"/>
+                <w:sz w:val="18"/>
               </w:rPr>
               <w:t>Arsitektur IaaS/PaaS/SaaS &amp; Virtualisasi</w:t>
             </w:r>
@@ -689,14 +689,14 @@
         </w:trPr>
         <w:tc>
           <w:tcPr>
-            <w:tcW w:type="dxa" w:w="1290"/>
+            <w:tcW w:type="dxa" w:w="2137"/>
             <w:vAlign w:val="center"/>
             <w:shd w:fill="F2F5F9"/>
             <w:tcMar>
-              <w:top w:w="80" w:type="dxa"/>
-              <w:bottom w:w="80" w:type="dxa"/>
-              <w:left w:w="100" w:type="dxa"/>
-              <w:right w:w="100" w:type="dxa"/>
+              <w:top w:w="70" w:type="dxa"/>
+              <w:bottom w:w="70" w:type="dxa"/>
+              <w:left w:w="90" w:type="dxa"/>
+              <w:right w:w="90" w:type="dxa"/>
             </w:tcMar>
           </w:tcPr>
           <w:p>
@@ -709,7 +709,7 @@
                 <w:rFonts w:ascii="Calibri" w:hAnsi="Calibri"/>
                 <w:b/>
                 <w:color w:val="262626"/>
-                <w:sz w:val="19"/>
+                <w:sz w:val="18"/>
               </w:rPr>
               <w:t>4</w:t>
             </w:r>
@@ -717,14 +717,14 @@
         </w:tc>
         <w:tc>
           <w:tcPr>
-            <w:tcW w:type="dxa" w:w="1290"/>
+            <w:tcW w:type="dxa" w:w="2137"/>
             <w:vAlign w:val="center"/>
             <w:shd w:fill="F2F5F9"/>
             <w:tcMar>
-              <w:top w:w="80" w:type="dxa"/>
-              <w:bottom w:w="80" w:type="dxa"/>
-              <w:left w:w="100" w:type="dxa"/>
-              <w:right w:w="100" w:type="dxa"/>
+              <w:top w:w="70" w:type="dxa"/>
+              <w:bottom w:w="70" w:type="dxa"/>
+              <w:left w:w="90" w:type="dxa"/>
+              <w:right w:w="90" w:type="dxa"/>
             </w:tcMar>
           </w:tcPr>
           <w:p>
@@ -736,7 +736,7 @@
               <w:rPr>
                 <w:rFonts w:ascii="Consolas" w:hAnsi="Consolas"/>
                 <w:color w:val="A02828"/>
-                <w:sz w:val="18"/>
+                <w:sz w:val="17"/>
               </w:rPr>
               <w:t>STI-418</w:t>
             </w:r>
@@ -744,14 +744,14 @@
         </w:tc>
         <w:tc>
           <w:tcPr>
-            <w:tcW w:type="dxa" w:w="1290"/>
+            <w:tcW w:type="dxa" w:w="2137"/>
             <w:vAlign w:val="center"/>
             <w:shd w:fill="F2F5F9"/>
             <w:tcMar>
-              <w:top w:w="80" w:type="dxa"/>
-              <w:bottom w:w="80" w:type="dxa"/>
-              <w:left w:w="100" w:type="dxa"/>
-              <w:right w:w="100" w:type="dxa"/>
+              <w:top w:w="70" w:type="dxa"/>
+              <w:bottom w:w="70" w:type="dxa"/>
+              <w:left w:w="90" w:type="dxa"/>
+              <w:right w:w="90" w:type="dxa"/>
             </w:tcMar>
           </w:tcPr>
           <w:p>
@@ -763,7 +763,7 @@
               <w:rPr>
                 <w:rFonts w:ascii="Calibri" w:hAnsi="Calibri"/>
                 <w:color w:val="262626"/>
-                <w:sz w:val="19"/>
+                <w:sz w:val="18"/>
               </w:rPr>
               <w:t>Dasar Keamanan Informasi</w:t>
             </w:r>
@@ -771,14 +771,14 @@
         </w:tc>
         <w:tc>
           <w:tcPr>
-            <w:tcW w:type="dxa" w:w="1290"/>
+            <w:tcW w:type="dxa" w:w="2137"/>
             <w:vAlign w:val="center"/>
             <w:shd w:fill="F2F5F9"/>
             <w:tcMar>
-              <w:top w:w="80" w:type="dxa"/>
-              <w:bottom w:w="80" w:type="dxa"/>
-              <w:left w:w="100" w:type="dxa"/>
-              <w:right w:w="100" w:type="dxa"/>
+              <w:top w:w="70" w:type="dxa"/>
+              <w:bottom w:w="70" w:type="dxa"/>
+              <w:left w:w="90" w:type="dxa"/>
+              <w:right w:w="90" w:type="dxa"/>
             </w:tcMar>
           </w:tcPr>
           <w:p>
@@ -790,7 +790,7 @@
               <w:rPr>
                 <w:rFonts w:ascii="Calibri" w:hAnsi="Calibri"/>
                 <w:color w:val="262626"/>
-                <w:sz w:val="19"/>
+                <w:sz w:val="18"/>
               </w:rPr>
               <w:t>2 SKS</w:t>
             </w:r>
@@ -798,14 +798,14 @@
         </w:tc>
         <w:tc>
           <w:tcPr>
-            <w:tcW w:type="dxa" w:w="1290"/>
+            <w:tcW w:type="dxa" w:w="2137"/>
             <w:vAlign w:val="center"/>
             <w:shd w:fill="F2F5F9"/>
             <w:tcMar>
-              <w:top w:w="80" w:type="dxa"/>
-              <w:bottom w:w="80" w:type="dxa"/>
-              <w:left w:w="100" w:type="dxa"/>
-              <w:right w:w="100" w:type="dxa"/>
+              <w:top w:w="70" w:type="dxa"/>
+              <w:bottom w:w="70" w:type="dxa"/>
+              <w:left w:w="90" w:type="dxa"/>
+              <w:right w:w="90" w:type="dxa"/>
             </w:tcMar>
           </w:tcPr>
           <w:p>
@@ -817,7 +817,7 @@
               <w:rPr>
                 <w:rFonts w:ascii="Calibri" w:hAnsi="Calibri"/>
                 <w:color w:val="262626"/>
-                <w:sz w:val="19"/>
+                <w:sz w:val="18"/>
               </w:rPr>
               <w:t>100 menit</w:t>
             </w:r>
@@ -825,14 +825,14 @@
         </w:tc>
         <w:tc>
           <w:tcPr>
-            <w:tcW w:type="dxa" w:w="1290"/>
+            <w:tcW w:type="dxa" w:w="2137"/>
             <w:vAlign w:val="center"/>
             <w:shd w:fill="F2F5F9"/>
             <w:tcMar>
-              <w:top w:w="80" w:type="dxa"/>
-              <w:bottom w:w="80" w:type="dxa"/>
-              <w:left w:w="100" w:type="dxa"/>
-              <w:right w:w="100" w:type="dxa"/>
+              <w:top w:w="70" w:type="dxa"/>
+              <w:bottom w:w="70" w:type="dxa"/>
+              <w:left w:w="90" w:type="dxa"/>
+              <w:right w:w="90" w:type="dxa"/>
             </w:tcMar>
           </w:tcPr>
           <w:p>
@@ -844,7 +844,7 @@
               <w:rPr>
                 <w:rFonts w:ascii="Calibri" w:hAnsi="Calibri"/>
                 <w:color w:val="262626"/>
-                <w:sz w:val="19"/>
+                <w:sz w:val="18"/>
               </w:rPr>
               <w:t>Core STI</w:t>
             </w:r>
@@ -852,14 +852,14 @@
         </w:tc>
         <w:tc>
           <w:tcPr>
-            <w:tcW w:type="dxa" w:w="1290"/>
+            <w:tcW w:type="dxa" w:w="2137"/>
             <w:vAlign w:val="center"/>
             <w:shd w:fill="F2F5F9"/>
             <w:tcMar>
-              <w:top w:w="80" w:type="dxa"/>
-              <w:bottom w:w="80" w:type="dxa"/>
-              <w:left w:w="100" w:type="dxa"/>
-              <w:right w:w="100" w:type="dxa"/>
+              <w:top w:w="70" w:type="dxa"/>
+              <w:bottom w:w="70" w:type="dxa"/>
+              <w:left w:w="90" w:type="dxa"/>
+              <w:right w:w="90" w:type="dxa"/>
             </w:tcMar>
           </w:tcPr>
           <w:p>
@@ -871,7 +871,7 @@
               <w:rPr>
                 <w:rFonts w:ascii="Calibri" w:hAnsi="Calibri"/>
                 <w:color w:val="262626"/>
-                <w:sz w:val="19"/>
+                <w:sz w:val="18"/>
               </w:rPr>
               <w:t>CIA Triad, Kriptografi Dasar &amp; Cyber Ethics</w:t>
             </w:r>
@@ -884,14 +884,14 @@
         </w:trPr>
         <w:tc>
           <w:tcPr>
-            <w:tcW w:type="dxa" w:w="1290"/>
+            <w:tcW w:type="dxa" w:w="2137"/>
             <w:vAlign w:val="center"/>
             <w:shd w:fill="FFFFFF"/>
             <w:tcMar>
-              <w:top w:w="80" w:type="dxa"/>
-              <w:bottom w:w="80" w:type="dxa"/>
-              <w:left w:w="100" w:type="dxa"/>
-              <w:right w:w="100" w:type="dxa"/>
+              <w:top w:w="70" w:type="dxa"/>
+              <w:bottom w:w="70" w:type="dxa"/>
+              <w:left w:w="90" w:type="dxa"/>
+              <w:right w:w="90" w:type="dxa"/>
             </w:tcMar>
           </w:tcPr>
           <w:p>
@@ -904,7 +904,7 @@
                 <w:rFonts w:ascii="Calibri" w:hAnsi="Calibri"/>
                 <w:b/>
                 <w:color w:val="262626"/>
-                <w:sz w:val="19"/>
+                <w:sz w:val="18"/>
               </w:rPr>
               <w:t>4</w:t>
             </w:r>
@@ -912,14 +912,14 @@
         </w:tc>
         <w:tc>
           <w:tcPr>
-            <w:tcW w:type="dxa" w:w="1290"/>
+            <w:tcW w:type="dxa" w:w="2137"/>
             <w:vAlign w:val="center"/>
             <w:shd w:fill="FFFFFF"/>
             <w:tcMar>
-              <w:top w:w="80" w:type="dxa"/>
-              <w:bottom w:w="80" w:type="dxa"/>
-              <w:left w:w="100" w:type="dxa"/>
-              <w:right w:w="100" w:type="dxa"/>
+              <w:top w:w="70" w:type="dxa"/>
+              <w:bottom w:w="70" w:type="dxa"/>
+              <w:left w:w="90" w:type="dxa"/>
+              <w:right w:w="90" w:type="dxa"/>
             </w:tcMar>
           </w:tcPr>
           <w:p>
@@ -931,7 +931,7 @@
               <w:rPr>
                 <w:rFonts w:ascii="Consolas" w:hAnsi="Consolas"/>
                 <w:color w:val="A02828"/>
-                <w:sz w:val="18"/>
+                <w:sz w:val="17"/>
               </w:rPr>
               <w:t>FST-408</w:t>
             </w:r>
@@ -939,14 +939,14 @@
         </w:tc>
         <w:tc>
           <w:tcPr>
-            <w:tcW w:type="dxa" w:w="1290"/>
+            <w:tcW w:type="dxa" w:w="2137"/>
             <w:vAlign w:val="center"/>
             <w:shd w:fill="FFFFFF"/>
             <w:tcMar>
-              <w:top w:w="80" w:type="dxa"/>
-              <w:bottom w:w="80" w:type="dxa"/>
-              <w:left w:w="100" w:type="dxa"/>
-              <w:right w:w="100" w:type="dxa"/>
+              <w:top w:w="70" w:type="dxa"/>
+              <w:bottom w:w="70" w:type="dxa"/>
+              <w:left w:w="90" w:type="dxa"/>
+              <w:right w:w="90" w:type="dxa"/>
             </w:tcMar>
           </w:tcPr>
           <w:p>
@@ -958,7 +958,7 @@
               <w:rPr>
                 <w:rFonts w:ascii="Calibri" w:hAnsi="Calibri"/>
                 <w:color w:val="262626"/>
-                <w:sz w:val="19"/>
+                <w:sz w:val="18"/>
               </w:rPr>
               <w:t>Probabilitas dan Statistika</w:t>
             </w:r>
@@ -966,14 +966,14 @@
         </w:tc>
         <w:tc>
           <w:tcPr>
-            <w:tcW w:type="dxa" w:w="1290"/>
+            <w:tcW w:type="dxa" w:w="2137"/>
             <w:vAlign w:val="center"/>
             <w:shd w:fill="FFFFFF"/>
             <w:tcMar>
-              <w:top w:w="80" w:type="dxa"/>
-              <w:bottom w:w="80" w:type="dxa"/>
-              <w:left w:w="100" w:type="dxa"/>
-              <w:right w:w="100" w:type="dxa"/>
+              <w:top w:w="70" w:type="dxa"/>
+              <w:bottom w:w="70" w:type="dxa"/>
+              <w:left w:w="90" w:type="dxa"/>
+              <w:right w:w="90" w:type="dxa"/>
             </w:tcMar>
           </w:tcPr>
           <w:p>
@@ -985,7 +985,7 @@
               <w:rPr>
                 <w:rFonts w:ascii="Calibri" w:hAnsi="Calibri"/>
                 <w:color w:val="262626"/>
-                <w:sz w:val="19"/>
+                <w:sz w:val="18"/>
               </w:rPr>
               <w:t>3 SKS</w:t>
             </w:r>
@@ -993,14 +993,14 @@
         </w:tc>
         <w:tc>
           <w:tcPr>
-            <w:tcW w:type="dxa" w:w="1290"/>
+            <w:tcW w:type="dxa" w:w="2137"/>
             <w:vAlign w:val="center"/>
             <w:shd w:fill="FFFFFF"/>
             <w:tcMar>
-              <w:top w:w="80" w:type="dxa"/>
-              <w:bottom w:w="80" w:type="dxa"/>
-              <w:left w:w="100" w:type="dxa"/>
-              <w:right w:w="100" w:type="dxa"/>
+              <w:top w:w="70" w:type="dxa"/>
+              <w:bottom w:w="70" w:type="dxa"/>
+              <w:left w:w="90" w:type="dxa"/>
+              <w:right w:w="90" w:type="dxa"/>
             </w:tcMar>
           </w:tcPr>
           <w:p>
@@ -1012,7 +1012,7 @@
               <w:rPr>
                 <w:rFonts w:ascii="Calibri" w:hAnsi="Calibri"/>
                 <w:color w:val="262626"/>
-                <w:sz w:val="19"/>
+                <w:sz w:val="18"/>
               </w:rPr>
               <w:t>150 menit</w:t>
             </w:r>
@@ -1020,14 +1020,14 @@
         </w:tc>
         <w:tc>
           <w:tcPr>
-            <w:tcW w:type="dxa" w:w="1290"/>
+            <w:tcW w:type="dxa" w:w="2137"/>
             <w:vAlign w:val="center"/>
             <w:shd w:fill="FFFFFF"/>
             <w:tcMar>
-              <w:top w:w="80" w:type="dxa"/>
-              <w:bottom w:w="80" w:type="dxa"/>
-              <w:left w:w="100" w:type="dxa"/>
-              <w:right w:w="100" w:type="dxa"/>
+              <w:top w:w="70" w:type="dxa"/>
+              <w:bottom w:w="70" w:type="dxa"/>
+              <w:left w:w="90" w:type="dxa"/>
+              <w:right w:w="90" w:type="dxa"/>
             </w:tcMar>
           </w:tcPr>
           <w:p>
@@ -1039,7 +1039,7 @@
               <w:rPr>
                 <w:rFonts w:ascii="Calibri" w:hAnsi="Calibri"/>
                 <w:color w:val="262626"/>
-                <w:sz w:val="19"/>
+                <w:sz w:val="18"/>
               </w:rPr>
               <w:t>FSTI</w:t>
             </w:r>
@@ -1047,14 +1047,14 @@
         </w:tc>
         <w:tc>
           <w:tcPr>
-            <w:tcW w:type="dxa" w:w="1290"/>
+            <w:tcW w:type="dxa" w:w="2137"/>
             <w:vAlign w:val="center"/>
             <w:shd w:fill="FFFFFF"/>
             <w:tcMar>
-              <w:top w:w="80" w:type="dxa"/>
-              <w:bottom w:w="80" w:type="dxa"/>
-              <w:left w:w="100" w:type="dxa"/>
-              <w:right w:w="100" w:type="dxa"/>
+              <w:top w:w="70" w:type="dxa"/>
+              <w:bottom w:w="70" w:type="dxa"/>
+              <w:left w:w="90" w:type="dxa"/>
+              <w:right w:w="90" w:type="dxa"/>
             </w:tcMar>
           </w:tcPr>
           <w:p>
@@ -1066,7 +1066,7 @@
               <w:rPr>
                 <w:rFonts w:ascii="Calibri" w:hAnsi="Calibri"/>
                 <w:color w:val="262626"/>
-                <w:sz w:val="19"/>
+                <w:sz w:val="18"/>
               </w:rPr>
               <w:t>Distribusi Probabilitas &amp; Uji Hipotesis</w:t>
             </w:r>
@@ -1079,14 +1079,14 @@
         </w:trPr>
         <w:tc>
           <w:tcPr>
-            <w:tcW w:type="dxa" w:w="1290"/>
+            <w:tcW w:type="dxa" w:w="2137"/>
             <w:vAlign w:val="center"/>
             <w:shd w:fill="F2F5F9"/>
             <w:tcMar>
-              <w:top w:w="80" w:type="dxa"/>
-              <w:bottom w:w="80" w:type="dxa"/>
-              <w:left w:w="100" w:type="dxa"/>
-              <w:right w:w="100" w:type="dxa"/>
+              <w:top w:w="70" w:type="dxa"/>
+              <w:bottom w:w="70" w:type="dxa"/>
+              <w:left w:w="90" w:type="dxa"/>
+              <w:right w:w="90" w:type="dxa"/>
             </w:tcMar>
           </w:tcPr>
           <w:p>
@@ -1099,7 +1099,7 @@
                 <w:rFonts w:ascii="Calibri" w:hAnsi="Calibri"/>
                 <w:b/>
                 <w:color w:val="262626"/>
-                <w:sz w:val="19"/>
+                <w:sz w:val="18"/>
               </w:rPr>
               <w:t>4</w:t>
             </w:r>
@@ -1107,14 +1107,14 @@
         </w:tc>
         <w:tc>
           <w:tcPr>
-            <w:tcW w:type="dxa" w:w="1290"/>
+            <w:tcW w:type="dxa" w:w="2137"/>
             <w:vAlign w:val="center"/>
             <w:shd w:fill="F2F5F9"/>
             <w:tcMar>
-              <w:top w:w="80" w:type="dxa"/>
-              <w:bottom w:w="80" w:type="dxa"/>
-              <w:left w:w="100" w:type="dxa"/>
-              <w:right w:w="100" w:type="dxa"/>
+              <w:top w:w="70" w:type="dxa"/>
+              <w:bottom w:w="70" w:type="dxa"/>
+              <w:left w:w="90" w:type="dxa"/>
+              <w:right w:w="90" w:type="dxa"/>
             </w:tcMar>
           </w:tcPr>
           <w:p>
@@ -1126,7 +1126,7 @@
               <w:rPr>
                 <w:rFonts w:ascii="Consolas" w:hAnsi="Consolas"/>
                 <w:color w:val="A02828"/>
-                <w:sz w:val="18"/>
+                <w:sz w:val="17"/>
               </w:rPr>
               <w:t>MKU-405</w:t>
             </w:r>
@@ -1134,14 +1134,14 @@
         </w:tc>
         <w:tc>
           <w:tcPr>
-            <w:tcW w:type="dxa" w:w="1290"/>
+            <w:tcW w:type="dxa" w:w="2137"/>
             <w:vAlign w:val="center"/>
             <w:shd w:fill="F2F5F9"/>
             <w:tcMar>
-              <w:top w:w="80" w:type="dxa"/>
-              <w:bottom w:w="80" w:type="dxa"/>
-              <w:left w:w="100" w:type="dxa"/>
-              <w:right w:w="100" w:type="dxa"/>
+              <w:top w:w="70" w:type="dxa"/>
+              <w:bottom w:w="70" w:type="dxa"/>
+              <w:left w:w="90" w:type="dxa"/>
+              <w:right w:w="90" w:type="dxa"/>
             </w:tcMar>
           </w:tcPr>
           <w:p>
@@ -1153,7 +1153,7 @@
               <w:rPr>
                 <w:rFonts w:ascii="Calibri" w:hAnsi="Calibri"/>
                 <w:color w:val="262626"/>
-                <w:sz w:val="19"/>
+                <w:sz w:val="18"/>
               </w:rPr>
               <w:t>Kewarganegaraan</w:t>
             </w:r>
@@ -1161,14 +1161,14 @@
         </w:tc>
         <w:tc>
           <w:tcPr>
-            <w:tcW w:type="dxa" w:w="1290"/>
+            <w:tcW w:type="dxa" w:w="2137"/>
             <w:vAlign w:val="center"/>
             <w:shd w:fill="F2F5F9"/>
             <w:tcMar>
-              <w:top w:w="80" w:type="dxa"/>
-              <w:bottom w:w="80" w:type="dxa"/>
-              <w:left w:w="100" w:type="dxa"/>
-              <w:right w:w="100" w:type="dxa"/>
+              <w:top w:w="70" w:type="dxa"/>
+              <w:bottom w:w="70" w:type="dxa"/>
+              <w:left w:w="90" w:type="dxa"/>
+              <w:right w:w="90" w:type="dxa"/>
             </w:tcMar>
           </w:tcPr>
           <w:p>
@@ -1180,7 +1180,7 @@
               <w:rPr>
                 <w:rFonts w:ascii="Calibri" w:hAnsi="Calibri"/>
                 <w:color w:val="262626"/>
-                <w:sz w:val="19"/>
+                <w:sz w:val="18"/>
               </w:rPr>
               <w:t>2 SKS</w:t>
             </w:r>
@@ -1188,14 +1188,14 @@
         </w:tc>
         <w:tc>
           <w:tcPr>
-            <w:tcW w:type="dxa" w:w="1290"/>
+            <w:tcW w:type="dxa" w:w="2137"/>
             <w:vAlign w:val="center"/>
             <w:shd w:fill="F2F5F9"/>
             <w:tcMar>
-              <w:top w:w="80" w:type="dxa"/>
-              <w:bottom w:w="80" w:type="dxa"/>
-              <w:left w:w="100" w:type="dxa"/>
-              <w:right w:w="100" w:type="dxa"/>
+              <w:top w:w="70" w:type="dxa"/>
+              <w:bottom w:w="70" w:type="dxa"/>
+              <w:left w:w="90" w:type="dxa"/>
+              <w:right w:w="90" w:type="dxa"/>
             </w:tcMar>
           </w:tcPr>
           <w:p>
@@ -1207,7 +1207,7 @@
               <w:rPr>
                 <w:rFonts w:ascii="Calibri" w:hAnsi="Calibri"/>
                 <w:color w:val="262626"/>
-                <w:sz w:val="19"/>
+                <w:sz w:val="18"/>
               </w:rPr>
               <w:t>100 menit</w:t>
             </w:r>
@@ -1215,14 +1215,14 @@
         </w:tc>
         <w:tc>
           <w:tcPr>
-            <w:tcW w:type="dxa" w:w="1290"/>
+            <w:tcW w:type="dxa" w:w="2137"/>
             <w:vAlign w:val="center"/>
             <w:shd w:fill="F2F5F9"/>
             <w:tcMar>
-              <w:top w:w="80" w:type="dxa"/>
-              <w:bottom w:w="80" w:type="dxa"/>
-              <w:left w:w="100" w:type="dxa"/>
-              <w:right w:w="100" w:type="dxa"/>
+              <w:top w:w="70" w:type="dxa"/>
+              <w:bottom w:w="70" w:type="dxa"/>
+              <w:left w:w="90" w:type="dxa"/>
+              <w:right w:w="90" w:type="dxa"/>
             </w:tcMar>
           </w:tcPr>
           <w:p>
@@ -1234,7 +1234,7 @@
               <w:rPr>
                 <w:rFonts w:ascii="Calibri" w:hAnsi="Calibri"/>
                 <w:color w:val="262626"/>
-                <w:sz w:val="19"/>
+                <w:sz w:val="18"/>
               </w:rPr>
               <w:t>MKWU</w:t>
             </w:r>
@@ -1242,14 +1242,14 @@
         </w:tc>
         <w:tc>
           <w:tcPr>
-            <w:tcW w:type="dxa" w:w="1290"/>
+            <w:tcW w:type="dxa" w:w="2137"/>
             <w:vAlign w:val="center"/>
             <w:shd w:fill="F2F5F9"/>
             <w:tcMar>
-              <w:top w:w="80" w:type="dxa"/>
-              <w:bottom w:w="80" w:type="dxa"/>
-              <w:left w:w="100" w:type="dxa"/>
-              <w:right w:w="100" w:type="dxa"/>
+              <w:top w:w="70" w:type="dxa"/>
+              <w:bottom w:w="70" w:type="dxa"/>
+              <w:left w:w="90" w:type="dxa"/>
+              <w:right w:w="90" w:type="dxa"/>
             </w:tcMar>
           </w:tcPr>
           <w:p>
@@ -1261,7 +1261,7 @@
               <w:rPr>
                 <w:rFonts w:ascii="Calibri" w:hAnsi="Calibri"/>
                 <w:color w:val="262626"/>
-                <w:sz w:val="19"/>
+                <w:sz w:val="18"/>
               </w:rPr>
               <w:t>Wawasan Kebangsaan &amp; Konstitusi UUD 1945</w:t>
             </w:r>
@@ -1274,14 +1274,14 @@
         </w:trPr>
         <w:tc>
           <w:tcPr>
-            <w:tcW w:type="dxa" w:w="1290"/>
+            <w:tcW w:type="dxa" w:w="2137"/>
             <w:vAlign w:val="center"/>
             <w:shd w:fill="FFFFFF"/>
             <w:tcMar>
-              <w:top w:w="80" w:type="dxa"/>
-              <w:bottom w:w="80" w:type="dxa"/>
-              <w:left w:w="100" w:type="dxa"/>
-              <w:right w:w="100" w:type="dxa"/>
+              <w:top w:w="70" w:type="dxa"/>
+              <w:bottom w:w="70" w:type="dxa"/>
+              <w:left w:w="90" w:type="dxa"/>
+              <w:right w:w="90" w:type="dxa"/>
             </w:tcMar>
           </w:tcPr>
           <w:p>
@@ -1294,7 +1294,7 @@
                 <w:rFonts w:ascii="Calibri" w:hAnsi="Calibri"/>
                 <w:b/>
                 <w:color w:val="262626"/>
-                <w:sz w:val="19"/>
+                <w:sz w:val="18"/>
               </w:rPr>
               <w:t>4</w:t>
             </w:r>
@@ -1302,14 +1302,14 @@
         </w:tc>
         <w:tc>
           <w:tcPr>
-            <w:tcW w:type="dxa" w:w="1290"/>
+            <w:tcW w:type="dxa" w:w="2137"/>
             <w:vAlign w:val="center"/>
             <w:shd w:fill="FFFFFF"/>
             <w:tcMar>
-              <w:top w:w="80" w:type="dxa"/>
-              <w:bottom w:w="80" w:type="dxa"/>
-              <w:left w:w="100" w:type="dxa"/>
-              <w:right w:w="100" w:type="dxa"/>
+              <w:top w:w="70" w:type="dxa"/>
+              <w:bottom w:w="70" w:type="dxa"/>
+              <w:left w:w="90" w:type="dxa"/>
+              <w:right w:w="90" w:type="dxa"/>
             </w:tcMar>
           </w:tcPr>
           <w:p>
@@ -1321,7 +1321,7 @@
               <w:rPr>
                 <w:rFonts w:ascii="Consolas" w:hAnsi="Consolas"/>
                 <w:color w:val="A02828"/>
-                <w:sz w:val="18"/>
+                <w:sz w:val="17"/>
               </w:rPr>
               <w:t>MKU-406</w:t>
             </w:r>
@@ -1329,14 +1329,14 @@
         </w:tc>
         <w:tc>
           <w:tcPr>
-            <w:tcW w:type="dxa" w:w="1290"/>
+            <w:tcW w:type="dxa" w:w="2137"/>
             <w:vAlign w:val="center"/>
             <w:shd w:fill="FFFFFF"/>
             <w:tcMar>
-              <w:top w:w="80" w:type="dxa"/>
-              <w:bottom w:w="80" w:type="dxa"/>
-              <w:left w:w="100" w:type="dxa"/>
-              <w:right w:w="100" w:type="dxa"/>
+              <w:top w:w="70" w:type="dxa"/>
+              <w:bottom w:w="70" w:type="dxa"/>
+              <w:left w:w="90" w:type="dxa"/>
+              <w:right w:w="90" w:type="dxa"/>
             </w:tcMar>
           </w:tcPr>
           <w:p>
@@ -1348,7 +1348,7 @@
               <w:rPr>
                 <w:rFonts w:ascii="Calibri" w:hAnsi="Calibri"/>
                 <w:color w:val="262626"/>
-                <w:sz w:val="19"/>
+                <w:sz w:val="18"/>
               </w:rPr>
               <w:t>Agama II</w:t>
             </w:r>
@@ -1356,14 +1356,14 @@
         </w:tc>
         <w:tc>
           <w:tcPr>
-            <w:tcW w:type="dxa" w:w="1290"/>
+            <w:tcW w:type="dxa" w:w="2137"/>
             <w:vAlign w:val="center"/>
             <w:shd w:fill="FFFFFF"/>
             <w:tcMar>
-              <w:top w:w="80" w:type="dxa"/>
-              <w:bottom w:w="80" w:type="dxa"/>
-              <w:left w:w="100" w:type="dxa"/>
-              <w:right w:w="100" w:type="dxa"/>
+              <w:top w:w="70" w:type="dxa"/>
+              <w:bottom w:w="70" w:type="dxa"/>
+              <w:left w:w="90" w:type="dxa"/>
+              <w:right w:w="90" w:type="dxa"/>
             </w:tcMar>
           </w:tcPr>
           <w:p>
@@ -1375,7 +1375,7 @@
               <w:rPr>
                 <w:rFonts w:ascii="Calibri" w:hAnsi="Calibri"/>
                 <w:color w:val="262626"/>
-                <w:sz w:val="19"/>
+                <w:sz w:val="18"/>
               </w:rPr>
               <w:t>0 SKS</w:t>
             </w:r>
@@ -1383,14 +1383,14 @@
         </w:tc>
         <w:tc>
           <w:tcPr>
-            <w:tcW w:type="dxa" w:w="1290"/>
+            <w:tcW w:type="dxa" w:w="2137"/>
             <w:vAlign w:val="center"/>
             <w:shd w:fill="FFFFFF"/>
             <w:tcMar>
-              <w:top w:w="80" w:type="dxa"/>
-              <w:bottom w:w="80" w:type="dxa"/>
-              <w:left w:w="100" w:type="dxa"/>
-              <w:right w:w="100" w:type="dxa"/>
+              <w:top w:w="70" w:type="dxa"/>
+              <w:bottom w:w="70" w:type="dxa"/>
+              <w:left w:w="90" w:type="dxa"/>
+              <w:right w:w="90" w:type="dxa"/>
             </w:tcMar>
           </w:tcPr>
           <w:p>
@@ -1402,7 +1402,7 @@
               <w:rPr>
                 <w:rFonts w:ascii="Calibri" w:hAnsi="Calibri"/>
                 <w:color w:val="262626"/>
-                <w:sz w:val="19"/>
+                <w:sz w:val="18"/>
               </w:rPr>
               <w:t>100 menit</w:t>
             </w:r>
@@ -1410,14 +1410,14 @@
         </w:tc>
         <w:tc>
           <w:tcPr>
-            <w:tcW w:type="dxa" w:w="1290"/>
+            <w:tcW w:type="dxa" w:w="2137"/>
             <w:vAlign w:val="center"/>
             <w:shd w:fill="FFFFFF"/>
             <w:tcMar>
-              <w:top w:w="80" w:type="dxa"/>
-              <w:bottom w:w="80" w:type="dxa"/>
-              <w:left w:w="100" w:type="dxa"/>
-              <w:right w:w="100" w:type="dxa"/>
+              <w:top w:w="70" w:type="dxa"/>
+              <w:bottom w:w="70" w:type="dxa"/>
+              <w:left w:w="90" w:type="dxa"/>
+              <w:right w:w="90" w:type="dxa"/>
             </w:tcMar>
           </w:tcPr>
           <w:p>
@@ -1429,7 +1429,7 @@
               <w:rPr>
                 <w:rFonts w:ascii="Calibri" w:hAnsi="Calibri"/>
                 <w:color w:val="262626"/>
-                <w:sz w:val="19"/>
+                <w:sz w:val="18"/>
               </w:rPr>
               <w:t>MKWU</w:t>
             </w:r>
@@ -1437,14 +1437,14 @@
         </w:tc>
         <w:tc>
           <w:tcPr>
-            <w:tcW w:type="dxa" w:w="1290"/>
+            <w:tcW w:type="dxa" w:w="2137"/>
             <w:vAlign w:val="center"/>
             <w:shd w:fill="FFFFFF"/>
             <w:tcMar>
-              <w:top w:w="80" w:type="dxa"/>
-              <w:bottom w:w="80" w:type="dxa"/>
-              <w:left w:w="100" w:type="dxa"/>
-              <w:right w:w="100" w:type="dxa"/>
+              <w:top w:w="70" w:type="dxa"/>
+              <w:bottom w:w="70" w:type="dxa"/>
+              <w:left w:w="90" w:type="dxa"/>
+              <w:right w:w="90" w:type="dxa"/>
             </w:tcMar>
           </w:tcPr>
           <w:p>
@@ -1456,7 +1456,7 @@
               <w:rPr>
                 <w:rFonts w:ascii="Calibri" w:hAnsi="Calibri"/>
                 <w:color w:val="262626"/>
-                <w:sz w:val="19"/>
+                <w:sz w:val="18"/>
               </w:rPr>
               <w:t>Pembinaan Karakter (Kebijakan Lokal UWG)</w:t>
             </w:r>
@@ -1469,14 +1469,14 @@
         </w:trPr>
         <w:tc>
           <w:tcPr>
-            <w:tcW w:type="dxa" w:w="1290"/>
+            <w:tcW w:type="dxa" w:w="2137"/>
             <w:vAlign w:val="center"/>
             <w:shd w:fill="F2F5F9"/>
             <w:tcMar>
-              <w:top w:w="80" w:type="dxa"/>
-              <w:bottom w:w="80" w:type="dxa"/>
-              <w:left w:w="100" w:type="dxa"/>
-              <w:right w:w="100" w:type="dxa"/>
+              <w:top w:w="70" w:type="dxa"/>
+              <w:bottom w:w="70" w:type="dxa"/>
+              <w:left w:w="90" w:type="dxa"/>
+              <w:right w:w="90" w:type="dxa"/>
             </w:tcMar>
           </w:tcPr>
           <w:p>
@@ -1489,7 +1489,7 @@
                 <w:rFonts w:ascii="Calibri" w:hAnsi="Calibri"/>
                 <w:b/>
                 <w:color w:val="262626"/>
-                <w:sz w:val="19"/>
+                <w:sz w:val="18"/>
               </w:rPr>
               <w:t>5</w:t>
             </w:r>
@@ -1497,14 +1497,14 @@
         </w:tc>
         <w:tc>
           <w:tcPr>
-            <w:tcW w:type="dxa" w:w="1290"/>
+            <w:tcW w:type="dxa" w:w="2137"/>
             <w:vAlign w:val="center"/>
             <w:shd w:fill="F2F5F9"/>
             <w:tcMar>
-              <w:top w:w="80" w:type="dxa"/>
-              <w:bottom w:w="80" w:type="dxa"/>
-              <w:left w:w="100" w:type="dxa"/>
-              <w:right w:w="100" w:type="dxa"/>
+              <w:top w:w="70" w:type="dxa"/>
+              <w:bottom w:w="70" w:type="dxa"/>
+              <w:left w:w="90" w:type="dxa"/>
+              <w:right w:w="90" w:type="dxa"/>
             </w:tcMar>
           </w:tcPr>
           <w:p>
@@ -1516,7 +1516,7 @@
               <w:rPr>
                 <w:rFonts w:ascii="Consolas" w:hAnsi="Consolas"/>
                 <w:color w:val="A02828"/>
-                <w:sz w:val="18"/>
+                <w:sz w:val="17"/>
               </w:rPr>
               <w:t>STI-523</w:t>
             </w:r>
@@ -1524,14 +1524,14 @@
         </w:tc>
         <w:tc>
           <w:tcPr>
-            <w:tcW w:type="dxa" w:w="1290"/>
+            <w:tcW w:type="dxa" w:w="2137"/>
             <w:vAlign w:val="center"/>
             <w:shd w:fill="F2F5F9"/>
             <w:tcMar>
-              <w:top w:w="80" w:type="dxa"/>
-              <w:bottom w:w="80" w:type="dxa"/>
-              <w:left w:w="100" w:type="dxa"/>
-              <w:right w:w="100" w:type="dxa"/>
+              <w:top w:w="70" w:type="dxa"/>
+              <w:bottom w:w="70" w:type="dxa"/>
+              <w:left w:w="90" w:type="dxa"/>
+              <w:right w:w="90" w:type="dxa"/>
             </w:tcMar>
           </w:tcPr>
           <w:p>
@@ -1543,7 +1543,7 @@
               <w:rPr>
                 <w:rFonts w:ascii="Calibri" w:hAnsi="Calibri"/>
                 <w:color w:val="262626"/>
-                <w:sz w:val="19"/>
+                <w:sz w:val="18"/>
               </w:rPr>
               <w:t>Manajemen Proyek TI</w:t>
             </w:r>
@@ -1551,14 +1551,14 @@
         </w:tc>
         <w:tc>
           <w:tcPr>
-            <w:tcW w:type="dxa" w:w="1290"/>
+            <w:tcW w:type="dxa" w:w="2137"/>
             <w:vAlign w:val="center"/>
             <w:shd w:fill="F2F5F9"/>
             <w:tcMar>
-              <w:top w:w="80" w:type="dxa"/>
-              <w:bottom w:w="80" w:type="dxa"/>
-              <w:left w:w="100" w:type="dxa"/>
-              <w:right w:w="100" w:type="dxa"/>
+              <w:top w:w="70" w:type="dxa"/>
+              <w:bottom w:w="70" w:type="dxa"/>
+              <w:left w:w="90" w:type="dxa"/>
+              <w:right w:w="90" w:type="dxa"/>
             </w:tcMar>
           </w:tcPr>
           <w:p>
@@ -1570,7 +1570,7 @@
               <w:rPr>
                 <w:rFonts w:ascii="Calibri" w:hAnsi="Calibri"/>
                 <w:color w:val="262626"/>
-                <w:sz w:val="19"/>
+                <w:sz w:val="18"/>
               </w:rPr>
               <w:t>3 SKS</w:t>
             </w:r>
@@ -1578,14 +1578,14 @@
         </w:tc>
         <w:tc>
           <w:tcPr>
-            <w:tcW w:type="dxa" w:w="1290"/>
+            <w:tcW w:type="dxa" w:w="2137"/>
             <w:vAlign w:val="center"/>
             <w:shd w:fill="F2F5F9"/>
             <w:tcMar>
-              <w:top w:w="80" w:type="dxa"/>
-              <w:bottom w:w="80" w:type="dxa"/>
-              <w:left w:w="100" w:type="dxa"/>
-              <w:right w:w="100" w:type="dxa"/>
+              <w:top w:w="70" w:type="dxa"/>
+              <w:bottom w:w="70" w:type="dxa"/>
+              <w:left w:w="90" w:type="dxa"/>
+              <w:right w:w="90" w:type="dxa"/>
             </w:tcMar>
           </w:tcPr>
           <w:p>
@@ -1597,7 +1597,7 @@
               <w:rPr>
                 <w:rFonts w:ascii="Calibri" w:hAnsi="Calibri"/>
                 <w:color w:val="262626"/>
-                <w:sz w:val="19"/>
+                <w:sz w:val="18"/>
               </w:rPr>
               <w:t>150 menit</w:t>
             </w:r>
@@ -1605,14 +1605,14 @@
         </w:tc>
         <w:tc>
           <w:tcPr>
-            <w:tcW w:type="dxa" w:w="1290"/>
+            <w:tcW w:type="dxa" w:w="2137"/>
             <w:vAlign w:val="center"/>
             <w:shd w:fill="F2F5F9"/>
             <w:tcMar>
-              <w:top w:w="80" w:type="dxa"/>
-              <w:bottom w:w="80" w:type="dxa"/>
-              <w:left w:w="100" w:type="dxa"/>
-              <w:right w:w="100" w:type="dxa"/>
+              <w:top w:w="70" w:type="dxa"/>
+              <w:bottom w:w="70" w:type="dxa"/>
+              <w:left w:w="90" w:type="dxa"/>
+              <w:right w:w="90" w:type="dxa"/>
             </w:tcMar>
           </w:tcPr>
           <w:p>
@@ -1624,7 +1624,7 @@
               <w:rPr>
                 <w:rFonts w:ascii="Calibri" w:hAnsi="Calibri"/>
                 <w:color w:val="262626"/>
-                <w:sz w:val="19"/>
+                <w:sz w:val="18"/>
               </w:rPr>
               <w:t>Core STI</w:t>
             </w:r>
@@ -1632,14 +1632,14 @@
         </w:tc>
         <w:tc>
           <w:tcPr>
-            <w:tcW w:type="dxa" w:w="1290"/>
+            <w:tcW w:type="dxa" w:w="2137"/>
             <w:vAlign w:val="center"/>
             <w:shd w:fill="F2F5F9"/>
             <w:tcMar>
-              <w:top w:w="80" w:type="dxa"/>
-              <w:bottom w:w="80" w:type="dxa"/>
-              <w:left w:w="100" w:type="dxa"/>
-              <w:right w:w="100" w:type="dxa"/>
+              <w:top w:w="70" w:type="dxa"/>
+              <w:bottom w:w="70" w:type="dxa"/>
+              <w:left w:w="90" w:type="dxa"/>
+              <w:right w:w="90" w:type="dxa"/>
             </w:tcMar>
           </w:tcPr>
           <w:p>
@@ -1651,7 +1651,7 @@
               <w:rPr>
                 <w:rFonts w:ascii="Calibri" w:hAnsi="Calibri"/>
                 <w:color w:val="262626"/>
-                <w:sz w:val="19"/>
+                <w:sz w:val="18"/>
               </w:rPr>
               <w:t>Agile/Scrum, WBS, Scheduling &amp; Estimasi Biaya</w:t>
             </w:r>
@@ -1664,14 +1664,14 @@
         </w:trPr>
         <w:tc>
           <w:tcPr>
-            <w:tcW w:type="dxa" w:w="1290"/>
+            <w:tcW w:type="dxa" w:w="2137"/>
             <w:vAlign w:val="center"/>
             <w:shd w:fill="FFFFFF"/>
             <w:tcMar>
-              <w:top w:w="80" w:type="dxa"/>
-              <w:bottom w:w="80" w:type="dxa"/>
-              <w:left w:w="100" w:type="dxa"/>
-              <w:right w:w="100" w:type="dxa"/>
+              <w:top w:w="70" w:type="dxa"/>
+              <w:bottom w:w="70" w:type="dxa"/>
+              <w:left w:w="90" w:type="dxa"/>
+              <w:right w:w="90" w:type="dxa"/>
             </w:tcMar>
           </w:tcPr>
           <w:p>
@@ -1684,7 +1684,7 @@
                 <w:rFonts w:ascii="Calibri" w:hAnsi="Calibri"/>
                 <w:b/>
                 <w:color w:val="262626"/>
-                <w:sz w:val="19"/>
+                <w:sz w:val="18"/>
               </w:rPr>
               <w:t>5</w:t>
             </w:r>
@@ -1692,14 +1692,14 @@
         </w:tc>
         <w:tc>
           <w:tcPr>
-            <w:tcW w:type="dxa" w:w="1290"/>
+            <w:tcW w:type="dxa" w:w="2137"/>
             <w:vAlign w:val="center"/>
             <w:shd w:fill="FFFFFF"/>
             <w:tcMar>
-              <w:top w:w="80" w:type="dxa"/>
-              <w:bottom w:w="80" w:type="dxa"/>
-              <w:left w:w="100" w:type="dxa"/>
-              <w:right w:w="100" w:type="dxa"/>
+              <w:top w:w="70" w:type="dxa"/>
+              <w:bottom w:w="70" w:type="dxa"/>
+              <w:left w:w="90" w:type="dxa"/>
+              <w:right w:w="90" w:type="dxa"/>
             </w:tcMar>
           </w:tcPr>
           <w:p>
@@ -1711,7 +1711,7 @@
               <w:rPr>
                 <w:rFonts w:ascii="Consolas" w:hAnsi="Consolas"/>
                 <w:color w:val="A02828"/>
-                <w:sz w:val="18"/>
+                <w:sz w:val="17"/>
               </w:rPr>
               <w:t>MKU-508</w:t>
             </w:r>
@@ -1719,14 +1719,14 @@
         </w:tc>
         <w:tc>
           <w:tcPr>
-            <w:tcW w:type="dxa" w:w="1290"/>
+            <w:tcW w:type="dxa" w:w="2137"/>
             <w:vAlign w:val="center"/>
             <w:shd w:fill="FFFFFF"/>
             <w:tcMar>
-              <w:top w:w="80" w:type="dxa"/>
-              <w:bottom w:w="80" w:type="dxa"/>
-              <w:left w:w="100" w:type="dxa"/>
-              <w:right w:w="100" w:type="dxa"/>
+              <w:top w:w="70" w:type="dxa"/>
+              <w:bottom w:w="70" w:type="dxa"/>
+              <w:left w:w="90" w:type="dxa"/>
+              <w:right w:w="90" w:type="dxa"/>
             </w:tcMar>
           </w:tcPr>
           <w:p>
@@ -1738,7 +1738,7 @@
               <w:rPr>
                 <w:rFonts w:ascii="Calibri" w:hAnsi="Calibri"/>
                 <w:color w:val="262626"/>
-                <w:sz w:val="19"/>
+                <w:sz w:val="18"/>
               </w:rPr>
               <w:t>Kewirausahaan II</w:t>
             </w:r>
@@ -1746,14 +1746,14 @@
         </w:tc>
         <w:tc>
           <w:tcPr>
-            <w:tcW w:type="dxa" w:w="1290"/>
+            <w:tcW w:type="dxa" w:w="2137"/>
             <w:vAlign w:val="center"/>
             <w:shd w:fill="FFFFFF"/>
             <w:tcMar>
-              <w:top w:w="80" w:type="dxa"/>
-              <w:bottom w:w="80" w:type="dxa"/>
-              <w:left w:w="100" w:type="dxa"/>
-              <w:right w:w="100" w:type="dxa"/>
+              <w:top w:w="70" w:type="dxa"/>
+              <w:bottom w:w="70" w:type="dxa"/>
+              <w:left w:w="90" w:type="dxa"/>
+              <w:right w:w="90" w:type="dxa"/>
             </w:tcMar>
           </w:tcPr>
           <w:p>
@@ -1765,7 +1765,7 @@
               <w:rPr>
                 <w:rFonts w:ascii="Calibri" w:hAnsi="Calibri"/>
                 <w:color w:val="262626"/>
-                <w:sz w:val="19"/>
+                <w:sz w:val="18"/>
               </w:rPr>
               <w:t>0 SKS</w:t>
             </w:r>
@@ -1773,14 +1773,14 @@
         </w:tc>
         <w:tc>
           <w:tcPr>
-            <w:tcW w:type="dxa" w:w="1290"/>
+            <w:tcW w:type="dxa" w:w="2137"/>
             <w:vAlign w:val="center"/>
             <w:shd w:fill="FFFFFF"/>
             <w:tcMar>
-              <w:top w:w="80" w:type="dxa"/>
-              <w:bottom w:w="80" w:type="dxa"/>
-              <w:left w:w="100" w:type="dxa"/>
-              <w:right w:w="100" w:type="dxa"/>
+              <w:top w:w="70" w:type="dxa"/>
+              <w:bottom w:w="70" w:type="dxa"/>
+              <w:left w:w="90" w:type="dxa"/>
+              <w:right w:w="90" w:type="dxa"/>
             </w:tcMar>
           </w:tcPr>
           <w:p>
@@ -1792,7 +1792,7 @@
               <w:rPr>
                 <w:rFonts w:ascii="Calibri" w:hAnsi="Calibri"/>
                 <w:color w:val="262626"/>
-                <w:sz w:val="19"/>
+                <w:sz w:val="18"/>
               </w:rPr>
               <w:t>100 menit</w:t>
             </w:r>
@@ -1800,14 +1800,14 @@
         </w:tc>
         <w:tc>
           <w:tcPr>
-            <w:tcW w:type="dxa" w:w="1290"/>
+            <w:tcW w:type="dxa" w:w="2137"/>
             <w:vAlign w:val="center"/>
             <w:shd w:fill="FFFFFF"/>
             <w:tcMar>
-              <w:top w:w="80" w:type="dxa"/>
-              <w:bottom w:w="80" w:type="dxa"/>
-              <w:left w:w="100" w:type="dxa"/>
-              <w:right w:w="100" w:type="dxa"/>
+              <w:top w:w="70" w:type="dxa"/>
+              <w:bottom w:w="70" w:type="dxa"/>
+              <w:left w:w="90" w:type="dxa"/>
+              <w:right w:w="90" w:type="dxa"/>
             </w:tcMar>
           </w:tcPr>
           <w:p>
@@ -1819,7 +1819,7 @@
               <w:rPr>
                 <w:rFonts w:ascii="Calibri" w:hAnsi="Calibri"/>
                 <w:color w:val="262626"/>
-                <w:sz w:val="19"/>
+                <w:sz w:val="18"/>
               </w:rPr>
               <w:t>MKWU</w:t>
             </w:r>
@@ -1827,14 +1827,14 @@
         </w:tc>
         <w:tc>
           <w:tcPr>
-            <w:tcW w:type="dxa" w:w="1290"/>
+            <w:tcW w:type="dxa" w:w="2137"/>
             <w:vAlign w:val="center"/>
             <w:shd w:fill="FFFFFF"/>
             <w:tcMar>
-              <w:top w:w="80" w:type="dxa"/>
-              <w:bottom w:w="80" w:type="dxa"/>
-              <w:left w:w="100" w:type="dxa"/>
-              <w:right w:w="100" w:type="dxa"/>
+              <w:top w:w="70" w:type="dxa"/>
+              <w:bottom w:w="70" w:type="dxa"/>
+              <w:left w:w="90" w:type="dxa"/>
+              <w:right w:w="90" w:type="dxa"/>
             </w:tcMar>
           </w:tcPr>
           <w:p>
@@ -1846,7 +1846,7 @@
               <w:rPr>
                 <w:rFonts w:ascii="Calibri" w:hAnsi="Calibri"/>
                 <w:color w:val="262626"/>
-                <w:sz w:val="19"/>
+                <w:sz w:val="18"/>
               </w:rPr>
               <w:t>Penyusunan Rencana Bisnis (Kebijakan UWG)</w:t>
             </w:r>
@@ -1856,7 +1856,7 @@
     </w:tbl>
     <w:p>
       <w:pPr>
-        <w:spacing w:after="120"/>
+        <w:spacing w:after="100"/>
       </w:pPr>
     </w:p>
     <w:p>
@@ -1866,9 +1866,9 @@
       <w:r>
         <w:rPr>
           <w:color w:val="C8D2E1"/>
-          <w:sz w:val="16"/>
+          <w:sz w:val="14"/>
         </w:rPr>
-        <w:t>_________________________________________________________________________________</w:t>
+        <w:t>————————————————————————————————————————————————————————————————————————————————————————————————————————————————————————</w:t>
       </w:r>
     </w:p>
     <w:p>
@@ -1903,6 +1903,7 @@
       <w:tblPr>
         <w:tblW w:type="auto" w:w="0"/>
         <w:jc w:val="center"/>
+        <w:tblLayout w:type="fixed"/>
         <w:tblLook w:firstColumn="1" w:firstRow="1" w:lastColumn="0" w:lastRow="0" w:noHBand="0" w:noVBand="1" w:val="04A0"/>
         <w:tblBorders>
           <w:top w:val="single" w:sz="4" w:space="0" w:color="E2E8F0"/>
@@ -1914,12 +1915,12 @@
         </w:tblBorders>
       </w:tblPr>
       <w:tblGrid>
-        <w:gridCol w:w="9029"/>
+        <w:gridCol w:w="14962"/>
       </w:tblGrid>
       <w:tr>
         <w:tc>
           <w:tcPr>
-            <w:tcW w:type="dxa" w:w="9029"/>
+            <w:tcW w:type="dxa" w:w="14112"/>
             <w:shd w:fill="F8F9FA"/>
             <w:tcMar>
               <w:top w:w="100" w:type="dxa"/>
@@ -1936,7 +1937,7 @@
               <w:rPr>
                 <w:rFonts w:ascii="Consolas" w:hAnsi="Consolas"/>
                 <w:color w:val="282828"/>
-                <w:sz w:val="18"/>
+                <w:sz w:val="17"/>
               </w:rPr>
               <w:t>┌──────────────────────────────────────────────────────────────────────────────────────────────────┐</w:t>
               <w:br/>
@@ -1986,9 +1987,9 @@
       <w:r>
         <w:rPr>
           <w:color w:val="C8D2E1"/>
-          <w:sz w:val="16"/>
+          <w:sz w:val="14"/>
         </w:rPr>
-        <w:t>_________________________________________________________________________________</w:t>
+        <w:t>————————————————————————————————————————————————————————————————————————————————————————————————————————————————————————</w:t>
       </w:r>
     </w:p>
     <w:p>
@@ -2043,9 +2044,9 @@
       <w:r>
         <w:rPr>
           <w:color w:val="C8D2E1"/>
-          <w:sz w:val="16"/>
+          <w:sz w:val="14"/>
         </w:rPr>
-        <w:t>_________________________________________________________________________________</w:t>
+        <w:t>————————————————————————————————————————————————————————————————————————————————————————————————————————————————————————</w:t>
       </w:r>
     </w:p>
     <w:p>
@@ -2305,9 +2306,9 @@
       <w:r>
         <w:rPr>
           <w:color w:val="C8D2E1"/>
-          <w:sz w:val="16"/>
+          <w:sz w:val="14"/>
         </w:rPr>
-        <w:t>_________________________________________________________________________________</w:t>
+        <w:t>————————————————————————————————————————————————————————————————————————————————————————————————————————————————————————</w:t>
       </w:r>
     </w:p>
     <w:p>
@@ -2464,9 +2465,9 @@
       <w:r>
         <w:rPr>
           <w:color w:val="C8D2E1"/>
-          <w:sz w:val="16"/>
+          <w:sz w:val="14"/>
         </w:rPr>
-        <w:t>_________________________________________________________________________________</w:t>
+        <w:t>————————————————————————————————————————————————————————————————————————————————————————————————————————————————————————</w:t>
       </w:r>
     </w:p>
     <w:p>
@@ -2546,9 +2547,9 @@
       <w:r>
         <w:rPr>
           <w:color w:val="C8D2E1"/>
-          <w:sz w:val="16"/>
+          <w:sz w:val="14"/>
         </w:rPr>
-        <w:t>_________________________________________________________________________________</w:t>
+        <w:t>————————————————————————————————————————————————————————————————————————————————————————————————————————————————————————</w:t>
       </w:r>
     </w:p>
     <w:p>
@@ -2605,9 +2606,9 @@
       <w:r>
         <w:rPr>
           <w:color w:val="C8D2E1"/>
-          <w:sz w:val="16"/>
+          <w:sz w:val="14"/>
         </w:rPr>
-        <w:t>_________________________________________________________________________________</w:t>
+        <w:t>————————————————————————————————————————————————————————————————————————————————————————————————————————————————————————</w:t>
       </w:r>
     </w:p>
     <w:p>
@@ -2675,6 +2676,7 @@
       <w:tblPr>
         <w:tblW w:type="auto" w:w="0"/>
         <w:jc w:val="center"/>
+        <w:tblLayout w:type="fixed"/>
         <w:tblLook w:firstColumn="1" w:firstRow="1" w:lastColumn="0" w:lastRow="0" w:noHBand="0" w:noVBand="1" w:val="04A0"/>
         <w:tblBorders>
           <w:top w:val="single" w:sz="4" w:space="0" w:color="E2E8F0"/>
@@ -2686,12 +2688,12 @@
         </w:tblBorders>
       </w:tblPr>
       <w:tblGrid>
-        <w:gridCol w:w="9029"/>
+        <w:gridCol w:w="14962"/>
       </w:tblGrid>
       <w:tr>
         <w:tc>
           <w:tcPr>
-            <w:tcW w:type="dxa" w:w="9029"/>
+            <w:tcW w:type="dxa" w:w="14112"/>
             <w:shd w:fill="F8F9FA"/>
             <w:tcMar>
               <w:top w:w="100" w:type="dxa"/>
@@ -2708,7 +2710,7 @@
               <w:rPr>
                 <w:rFonts w:ascii="Consolas" w:hAnsi="Consolas"/>
                 <w:color w:val="282828"/>
-                <w:sz w:val="18"/>
+                <w:sz w:val="17"/>
               </w:rPr>
               <w:t>┌────────────┬─────────────────────────┬─────────────────────────┬─────────────────────────────────┐</w:t>
               <w:br/>
@@ -2755,17 +2757,17 @@
         <w:tblLook w:firstColumn="1" w:firstRow="1" w:lastColumn="0" w:lastRow="0" w:noHBand="0" w:noVBand="1" w:val="04A0"/>
       </w:tblPr>
       <w:tblGrid>
-        <w:gridCol w:w="9029"/>
+        <w:gridCol w:w="14962"/>
       </w:tblGrid>
       <w:tr>
         <w:tc>
           <w:tcPr>
-            <w:tcW w:type="dxa" w:w="9360"/>
+            <w:tcW w:type="dxa" w:w="14112"/>
             <w:shd w:fill="EEF4FB"/>
             <w:tcMar>
               <w:top w:w="120" w:type="dxa"/>
               <w:bottom w:w="120" w:type="dxa"/>
-              <w:left w:w="200" w:type="dxa"/>
+              <w:left w:w="180" w:type="dxa"/>
               <w:right w:w="150" w:type="dxa"/>
             </w:tcMar>
             <w:tcBorders>
@@ -2782,11 +2784,95 @@
             <w:r>
               <w:rPr>
                 <w:rFonts w:ascii="Calibri" w:hAnsi="Calibri"/>
+                <w:b/>
                 <w:i/>
-                <w:color w:val="1F3864"/>
-                <w:sz w:val="20"/>
+                <w:color w:val="262626"/>
+                <w:sz w:val="19"/>
               </w:rPr>
-              <w:t>**Catatan:** Jika `STI-523` tetap 3 SKS, total kurikulum tetap **146 SKS** (dengan mitigasi penugasan terpadu pada Dokumen 013). Jika `STI-523` dipangkas ke 2 SKS, total menjadi **145 SKS** (tetap di atas batas minimal nasional 144 SKS).</w:t>
+              <w:t>Catatan:</w:t>
+            </w:r>
+            <w:r>
+              <w:rPr>
+                <w:rFonts w:ascii="Calibri" w:hAnsi="Calibri"/>
+                <w:i/>
+                <w:color w:val="262626"/>
+                <w:sz w:val="19"/>
+              </w:rPr>
+              <w:t xml:space="preserve"> Jika </w:t>
+            </w:r>
+            <w:r>
+              <w:rPr>
+                <w:rFonts w:ascii="Consolas" w:hAnsi="Consolas"/>
+                <w:i/>
+                <w:color w:val="A02828"/>
+                <w:sz w:val="18"/>
+              </w:rPr>
+              <w:t>STI-523</w:t>
+            </w:r>
+            <w:r>
+              <w:rPr>
+                <w:rFonts w:ascii="Calibri" w:hAnsi="Calibri"/>
+                <w:i/>
+                <w:color w:val="262626"/>
+                <w:sz w:val="19"/>
+              </w:rPr>
+              <w:t xml:space="preserve"> tetap 3 SKS, total kurikulum tetap </w:t>
+            </w:r>
+            <w:r>
+              <w:rPr>
+                <w:rFonts w:ascii="Calibri" w:hAnsi="Calibri"/>
+                <w:b/>
+                <w:i/>
+                <w:color w:val="262626"/>
+                <w:sz w:val="19"/>
+              </w:rPr>
+              <w:t>146 SKS</w:t>
+            </w:r>
+            <w:r>
+              <w:rPr>
+                <w:rFonts w:ascii="Calibri" w:hAnsi="Calibri"/>
+                <w:i/>
+                <w:color w:val="262626"/>
+                <w:sz w:val="19"/>
+              </w:rPr>
+              <w:t xml:space="preserve"> (dengan mitigasi penugasan terpadu pada Dokumen 013). Jika </w:t>
+            </w:r>
+            <w:r>
+              <w:rPr>
+                <w:rFonts w:ascii="Consolas" w:hAnsi="Consolas"/>
+                <w:i/>
+                <w:color w:val="A02828"/>
+                <w:sz w:val="18"/>
+              </w:rPr>
+              <w:t>STI-523</w:t>
+            </w:r>
+            <w:r>
+              <w:rPr>
+                <w:rFonts w:ascii="Calibri" w:hAnsi="Calibri"/>
+                <w:i/>
+                <w:color w:val="262626"/>
+                <w:sz w:val="19"/>
+              </w:rPr>
+              <w:t xml:space="preserve"> dipangkas ke 2 SKS, total menjadi </w:t>
+            </w:r>
+            <w:r>
+              <w:rPr>
+                <w:rFonts w:ascii="Calibri" w:hAnsi="Calibri"/>
+                <w:b/>
+                <w:i/>
+                <w:color w:val="262626"/>
+                <w:sz w:val="19"/>
+              </w:rPr>
+              <w:t>145 SKS</w:t>
+            </w:r>
+            <w:r>
+              <w:rPr>
+                <w:rFonts w:ascii="Calibri" w:hAnsi="Calibri"/>
+                <w:i/>
+                <w:color w:val="262626"/>
+                <w:sz w:val="19"/>
+              </w:rPr>
+              <w:t xml:space="preserve"> (tetap di atas batas minimal nasional 144 SKS).</w:t>
             </w:r>
           </w:p>
         </w:tc>
@@ -2804,9 +2890,9 @@
       <w:r>
         <w:rPr>
           <w:color w:val="C8D2E1"/>
-          <w:sz w:val="16"/>
+          <w:sz w:val="14"/>
         </w:rPr>
-        <w:t>_________________________________________________________________________________</w:t>
+        <w:t>————————————————————————————————————————————————————————————————————————————————————————————————————————————————————————</w:t>
       </w:r>
     </w:p>
     <w:p>
@@ -2828,6 +2914,7 @@
       <w:tblPr>
         <w:tblW w:type="auto" w:w="0"/>
         <w:jc w:val="center"/>
+        <w:tblLayout w:type="fixed"/>
         <w:tblLook w:firstColumn="1" w:firstRow="1" w:lastColumn="0" w:lastRow="0" w:noHBand="0" w:noVBand="1" w:val="04A0"/>
         <w:tblBorders>
           <w:top w:val="single" w:sz="4" w:space="0" w:color="E2E8F0"/>
@@ -2839,12 +2926,12 @@
         </w:tblBorders>
       </w:tblPr>
       <w:tblGrid>
-        <w:gridCol w:w="9029"/>
+        <w:gridCol w:w="14962"/>
       </w:tblGrid>
       <w:tr>
         <w:tc>
           <w:tcPr>
-            <w:tcW w:type="dxa" w:w="9029"/>
+            <w:tcW w:type="dxa" w:w="14112"/>
             <w:shd w:fill="F8F9FA"/>
             <w:tcMar>
               <w:top w:w="100" w:type="dxa"/>
@@ -2861,7 +2948,7 @@
               <w:rPr>
                 <w:rFonts w:ascii="Consolas" w:hAnsi="Consolas"/>
                 <w:color w:val="282828"/>
-                <w:sz w:val="18"/>
+                <w:sz w:val="17"/>
               </w:rPr>
               <w:t>┌──────────────────────────────────────────────────────────────────────────────────────────────────┐</w:t>
               <w:br/>
@@ -2913,9 +3000,9 @@
       <w:r>
         <w:rPr>
           <w:color w:val="C8D2E1"/>
-          <w:sz w:val="16"/>
+          <w:sz w:val="14"/>
         </w:rPr>
-        <w:t>_________________________________________________________________________________</w:t>
+        <w:t>————————————————————————————————————————————————————————————————————————————————————————————————————————————————————————</w:t>
       </w:r>
     </w:p>
     <w:p>
@@ -3017,9 +3104,9 @@
       <w:r>
         <w:rPr>
           <w:color w:val="C8D2E1"/>
-          <w:sz w:val="16"/>
+          <w:sz w:val="14"/>
         </w:rPr>
-        <w:t>_________________________________________________________________________________</w:t>
+        <w:t>————————————————————————————————————————————————————————————————————————————————————————————————————————————————————————</w:t>
       </w:r>
     </w:p>
     <w:p>
@@ -3051,13 +3138,53 @@
       </w:r>
     </w:p>
     <w:sectPr>
-      <w:pgSz w:w="11909" w:h="16834"/>
-      <w:pgMar w:top="1440" w:right="1440" w:bottom="1440" w:left="1440" w:header="720" w:footer="720" w:gutter="0"/>
+      <w:headerReference w:type="default" r:id="rId9"/>
+      <w:footerReference w:type="default" r:id="rId10"/>
+      <w:pgSz w:w="16834" w:h="11909" w:orient="landscape"/>
+      <w:pgMar w:top="936" w:right="936" w:bottom="936" w:left="936" w:header="720" w:footer="720" w:gutter="0"/>
       <w:cols w:space="720"/>
       <w:docGrid w:linePitch="360"/>
     </w:sectPr>
   </w:body>
 </w:document>
+</file>
+
+<file path=word/footer1.xml><?xml version="1.0" encoding="utf-8"?>
+<w:ftr xmlns:m="http://schemas.openxmlformats.org/officeDocument/2006/math" xmlns:mc="http://schemas.openxmlformats.org/markup-compatibility/2006" xmlns:mo="http://schemas.microsoft.com/office/mac/office/2008/main" xmlns:mv="urn:schemas-microsoft-com:mac:vml" xmlns:o="urn:schemas-microsoft-com:office:office" xmlns:r="http://schemas.openxmlformats.org/officeDocument/2006/relationships" xmlns:v="urn:schemas-microsoft-com:vml" xmlns:w10="urn:schemas-microsoft-com:office:word" xmlns:w14="http://schemas.microsoft.com/office/word/2010/wordml" xmlns:w="http://schemas.openxmlformats.org/wordprocessingml/2006/main" xmlns:wne="http://schemas.microsoft.com/office/word/2006/wordml" xmlns:wp14="http://schemas.microsoft.com/office/word/2010/wordprocessingDrawing" xmlns:wp="http://schemas.openxmlformats.org/drawingml/2006/wordprocessingDrawing" xmlns:wpc="http://schemas.microsoft.com/office/word/2010/wordprocessingCanvas" xmlns:wpg="http://schemas.microsoft.com/office/word/2010/wordprocessingGroup" xmlns:wpi="http://schemas.microsoft.com/office/word/2010/wordprocessingInk" xmlns:wps="http://schemas.microsoft.com/office/word/2010/wordprocessingShape" mc:Ignorable="w14 wp14">
+  <w:p>
+    <w:pPr>
+      <w:pStyle w:val="Footer"/>
+      <w:jc w:val="left"/>
+    </w:pPr>
+    <w:r>
+      <w:rPr>
+        <w:rFonts w:ascii="Calibri" w:hAnsi="Calibri"/>
+        <w:color w:val="646464"/>
+        <w:sz w:val="17"/>
+      </w:rPr>
+      <w:t>Buku Kurikulum KPT-OBE SISTEKIN 2026  |  FSTI Universitas Widyagama Malang</w:t>
+    </w:r>
+  </w:p>
+</w:ftr>
+</file>
+
+<file path=word/header1.xml><?xml version="1.0" encoding="utf-8"?>
+<w:hdr xmlns:m="http://schemas.openxmlformats.org/officeDocument/2006/math" xmlns:mc="http://schemas.openxmlformats.org/markup-compatibility/2006" xmlns:mo="http://schemas.microsoft.com/office/mac/office/2008/main" xmlns:mv="urn:schemas-microsoft-com:mac:vml" xmlns:o="urn:schemas-microsoft-com:office:office" xmlns:r="http://schemas.openxmlformats.org/officeDocument/2006/relationships" xmlns:v="urn:schemas-microsoft-com:vml" xmlns:w10="urn:schemas-microsoft-com:office:word" xmlns:w14="http://schemas.microsoft.com/office/word/2010/wordml" xmlns:w="http://schemas.openxmlformats.org/wordprocessingml/2006/main" xmlns:wne="http://schemas.microsoft.com/office/word/2006/wordml" xmlns:wp14="http://schemas.microsoft.com/office/word/2010/wordprocessingDrawing" xmlns:wp="http://schemas.openxmlformats.org/drawingml/2006/wordprocessingDrawing" xmlns:wpc="http://schemas.microsoft.com/office/word/2010/wordprocessingCanvas" xmlns:wpg="http://schemas.microsoft.com/office/word/2010/wordprocessingGroup" xmlns:wpi="http://schemas.microsoft.com/office/word/2010/wordprocessingInk" xmlns:wps="http://schemas.microsoft.com/office/word/2010/wordprocessingShape" mc:Ignorable="w14 wp14">
+  <w:p>
+    <w:pPr>
+      <w:pStyle w:val="Header"/>
+      <w:jc w:val="right"/>
+    </w:pPr>
+    <w:r>
+      <w:rPr>
+        <w:rFonts w:ascii="Calibri" w:hAnsi="Calibri"/>
+        <w:color w:val="646464"/>
+        <w:sz w:val="17"/>
+      </w:rPr>
+      <w:t>PROGRAM STUDI SISTEM DAN TEKNOLOGI INFORMASI (SISTEKIN) — FSTI UWG</w:t>
+    </w:r>
+  </w:p>
+</w:hdr>
 </file>
 
 <file path=word/numbering.xml><?xml version="1.0" encoding="utf-8"?>
